--- a/flow/20230914_vu_template/drafts/2024-06-g/17-ПН-Мануїла, Савела.docx
+++ b/flow/20230914_vu_template/drafts/2024-06-g/17-ПН-Мануїла, Савела.docx
@@ -5305,6 +5305,492 @@
     </w:p>
     <w:p>
       <w:pPr>
+        <w:pStyle w:val="a"/>
+        <w:spacing w:after="240"/>
+      </w:pPr>
+      <w:r>
+        <w:rPr>
+          <w:rFonts w:ascii="Times New Roman" w:hAnsi="Times New Roman"/>
+          <w:b/>
+          <w:sz w:val="24"/>
+          <w:highlight w:val="white"/>
+        </w:rPr>
+        <w:t>Слава</w:t>
+      </w:r>
+      <w:r>
+        <w:rPr>
+          <w:rFonts w:ascii="Times New Roman" w:hAnsi="Times New Roman"/>
+          <w:i/>
+          <w:color w:val="FF0000"/>
+          <w:sz w:val="24"/>
+          <w:highlight w:val="white"/>
+        </w:rPr>
+        <w:t xml:space="preserve"> (г. 8):</w:t>
+      </w:r>
+      <w:r>
+        <w:rPr>
+          <w:rFonts w:ascii="Times New Roman" w:hAnsi="Times New Roman"/>
+          <w:sz w:val="24"/>
+          <w:highlight w:val="white"/>
+        </w:rPr>
+        <w:t xml:space="preserve"> </w:t>
+      </w:r>
+      <w:r>
+        <w:rPr>
+          <w:rFonts w:ascii="Times New Roman" w:hAnsi="Times New Roman"/>
+          <w:sz w:val="24"/>
+          <w:highlight w:val="white"/>
+        </w:rPr>
+        <w:t>Щи́ро</w:t>
+      </w:r>
+      <w:r>
+        <w:rPr>
+          <w:rFonts w:ascii="Times New Roman" w:hAnsi="Times New Roman"/>
+          <w:sz w:val="24"/>
+          <w:highlight w:val="white"/>
+        </w:rPr>
+        <w:t xml:space="preserve"> </w:t>
+      </w:r>
+      <w:r>
+        <w:rPr>
+          <w:rFonts w:ascii="Times New Roman" w:hAnsi="Times New Roman"/>
+          <w:sz w:val="24"/>
+          <w:highlight w:val="white"/>
+        </w:rPr>
+        <w:t>возлюби́вши</w:t>
+      </w:r>
+      <w:r>
+        <w:rPr>
+          <w:rFonts w:ascii="Times New Roman" w:hAnsi="Times New Roman"/>
+          <w:sz w:val="24"/>
+          <w:highlight w:val="white"/>
+        </w:rPr>
+        <w:t xml:space="preserve"> Тебе́, </w:t>
+      </w:r>
+      <w:r>
+        <w:rPr>
+          <w:rFonts w:ascii="Times New Roman" w:hAnsi="Times New Roman"/>
+          <w:sz w:val="24"/>
+          <w:highlight w:val="white"/>
+        </w:rPr>
+        <w:t>Сло́ве</w:t>
+      </w:r>
+      <w:r>
+        <w:rPr>
+          <w:rFonts w:ascii="Times New Roman" w:hAnsi="Times New Roman"/>
+          <w:sz w:val="24"/>
+          <w:highlight w:val="white"/>
+        </w:rPr>
+        <w:t xml:space="preserve"> </w:t>
+      </w:r>
+      <w:r>
+        <w:rPr>
+          <w:rFonts w:ascii="Times New Roman" w:hAnsi="Times New Roman"/>
+          <w:sz w:val="24"/>
+          <w:highlight w:val="white"/>
+        </w:rPr>
+        <w:t>Бо́жий</w:t>
+      </w:r>
+      <w:r>
+        <w:rPr>
+          <w:rFonts w:ascii="Times New Roman" w:hAnsi="Times New Roman"/>
+          <w:sz w:val="24"/>
+          <w:highlight w:val="white"/>
+        </w:rPr>
+        <w:t xml:space="preserve">,* </w:t>
+      </w:r>
+      <w:r>
+        <w:rPr>
+          <w:rFonts w:ascii="Times New Roman" w:hAnsi="Times New Roman"/>
+          <w:sz w:val="24"/>
+          <w:highlight w:val="white"/>
+        </w:rPr>
+        <w:t>сла́вні</w:t>
+      </w:r>
+      <w:r>
+        <w:rPr>
+          <w:rFonts w:ascii="Times New Roman" w:hAnsi="Times New Roman"/>
+          <w:sz w:val="24"/>
+          <w:highlight w:val="white"/>
+        </w:rPr>
+        <w:t xml:space="preserve"> </w:t>
+      </w:r>
+      <w:r>
+        <w:rPr>
+          <w:rFonts w:ascii="Times New Roman" w:hAnsi="Times New Roman"/>
+          <w:sz w:val="24"/>
+          <w:highlight w:val="white"/>
+        </w:rPr>
+        <w:t>му́ченики</w:t>
+      </w:r>
+      <w:r>
+        <w:rPr>
+          <w:rFonts w:ascii="Times New Roman" w:hAnsi="Times New Roman"/>
+          <w:sz w:val="24"/>
+          <w:highlight w:val="white"/>
+        </w:rPr>
+        <w:t xml:space="preserve"> </w:t>
+      </w:r>
+      <w:r>
+        <w:rPr>
+          <w:rFonts w:ascii="Times New Roman" w:hAnsi="Times New Roman"/>
+          <w:sz w:val="24"/>
+          <w:highlight w:val="white"/>
+        </w:rPr>
+        <w:t>поки́нули</w:t>
+      </w:r>
+      <w:r>
+        <w:rPr>
+          <w:rFonts w:ascii="Times New Roman" w:hAnsi="Times New Roman"/>
+          <w:sz w:val="24"/>
+          <w:highlight w:val="white"/>
+        </w:rPr>
+        <w:t xml:space="preserve"> </w:t>
+      </w:r>
+      <w:r>
+        <w:rPr>
+          <w:rFonts w:ascii="Times New Roman" w:hAnsi="Times New Roman"/>
+          <w:sz w:val="24"/>
+          <w:highlight w:val="white"/>
+        </w:rPr>
+        <w:t>вогнепокло́нство</w:t>
+      </w:r>
+      <w:r>
+        <w:rPr>
+          <w:rFonts w:ascii="Times New Roman" w:hAnsi="Times New Roman"/>
+          <w:sz w:val="24"/>
+          <w:highlight w:val="white"/>
+        </w:rPr>
+        <w:t xml:space="preserve">,* не </w:t>
+      </w:r>
+      <w:r>
+        <w:rPr>
+          <w:rFonts w:ascii="Times New Roman" w:hAnsi="Times New Roman"/>
+          <w:sz w:val="24"/>
+          <w:highlight w:val="white"/>
+        </w:rPr>
+        <w:t>жури́лися</w:t>
+      </w:r>
+      <w:r>
+        <w:rPr>
+          <w:rFonts w:ascii="Times New Roman" w:hAnsi="Times New Roman"/>
+          <w:sz w:val="24"/>
+          <w:highlight w:val="white"/>
+        </w:rPr>
+        <w:t xml:space="preserve"> і про </w:t>
+      </w:r>
+      <w:r>
+        <w:rPr>
+          <w:rFonts w:ascii="Times New Roman" w:hAnsi="Times New Roman"/>
+          <w:sz w:val="24"/>
+          <w:highlight w:val="white"/>
+        </w:rPr>
+        <w:t>Халде́йську</w:t>
+      </w:r>
+      <w:r>
+        <w:rPr>
+          <w:rFonts w:ascii="Times New Roman" w:hAnsi="Times New Roman"/>
+          <w:sz w:val="24"/>
+          <w:highlight w:val="white"/>
+        </w:rPr>
+        <w:t xml:space="preserve"> </w:t>
+      </w:r>
+      <w:r>
+        <w:rPr>
+          <w:rFonts w:ascii="Times New Roman" w:hAnsi="Times New Roman"/>
+          <w:sz w:val="24"/>
+          <w:highlight w:val="white"/>
+        </w:rPr>
+        <w:t>зе́млю</w:t>
+      </w:r>
+      <w:r>
+        <w:rPr>
+          <w:rFonts w:ascii="Times New Roman" w:hAnsi="Times New Roman"/>
+          <w:sz w:val="24"/>
+          <w:highlight w:val="white"/>
+        </w:rPr>
+        <w:t xml:space="preserve">, Твоїм світлом </w:t>
+      </w:r>
+      <w:r>
+        <w:rPr>
+          <w:rFonts w:ascii="Times New Roman" w:hAnsi="Times New Roman"/>
+          <w:sz w:val="24"/>
+          <w:highlight w:val="white"/>
+        </w:rPr>
+        <w:t>озо́рені</w:t>
+      </w:r>
+      <w:r>
+        <w:rPr>
+          <w:rFonts w:ascii="Times New Roman" w:hAnsi="Times New Roman"/>
+          <w:sz w:val="24"/>
+          <w:highlight w:val="white"/>
+        </w:rPr>
+        <w:t xml:space="preserve">;* </w:t>
+      </w:r>
+      <w:r>
+        <w:rPr>
+          <w:rFonts w:ascii="Times New Roman" w:hAnsi="Times New Roman"/>
+          <w:sz w:val="24"/>
+          <w:highlight w:val="white"/>
+        </w:rPr>
+        <w:t>озбро́єні</w:t>
+      </w:r>
+      <w:r>
+        <w:rPr>
+          <w:rFonts w:ascii="Times New Roman" w:hAnsi="Times New Roman"/>
+          <w:sz w:val="24"/>
+          <w:highlight w:val="white"/>
+        </w:rPr>
+        <w:t xml:space="preserve"> ж </w:t>
+      </w:r>
+      <w:r>
+        <w:rPr>
+          <w:rFonts w:ascii="Times New Roman" w:hAnsi="Times New Roman"/>
+          <w:sz w:val="24"/>
+          <w:highlight w:val="white"/>
+        </w:rPr>
+        <w:t>обладу́нком</w:t>
+      </w:r>
+      <w:r>
+        <w:rPr>
+          <w:rFonts w:ascii="Times New Roman" w:hAnsi="Times New Roman"/>
+          <w:sz w:val="24"/>
+          <w:highlight w:val="white"/>
+        </w:rPr>
+        <w:t xml:space="preserve"> віри,* </w:t>
+      </w:r>
+      <w:r>
+        <w:rPr>
+          <w:rFonts w:ascii="Times New Roman" w:hAnsi="Times New Roman"/>
+          <w:sz w:val="24"/>
+          <w:highlight w:val="white"/>
+        </w:rPr>
+        <w:t>посоро́мили</w:t>
+      </w:r>
+      <w:r>
+        <w:rPr>
+          <w:rFonts w:ascii="Times New Roman" w:hAnsi="Times New Roman"/>
+          <w:sz w:val="24"/>
+          <w:highlight w:val="white"/>
+        </w:rPr>
+        <w:t xml:space="preserve"> </w:t>
+      </w:r>
+      <w:r>
+        <w:rPr>
+          <w:rFonts w:ascii="Times New Roman" w:hAnsi="Times New Roman"/>
+          <w:sz w:val="24"/>
+          <w:highlight w:val="white"/>
+        </w:rPr>
+        <w:t>тира́на</w:t>
+      </w:r>
+      <w:r>
+        <w:rPr>
+          <w:rFonts w:ascii="Times New Roman" w:hAnsi="Times New Roman"/>
+          <w:sz w:val="24"/>
+          <w:highlight w:val="white"/>
+        </w:rPr>
+        <w:t xml:space="preserve"> </w:t>
+      </w:r>
+      <w:r>
+        <w:rPr>
+          <w:rFonts w:ascii="Times New Roman" w:hAnsi="Times New Roman"/>
+          <w:sz w:val="24"/>
+          <w:highlight w:val="white"/>
+        </w:rPr>
+        <w:t>Юліа́на</w:t>
+      </w:r>
+      <w:r>
+        <w:rPr>
+          <w:rFonts w:ascii="Times New Roman" w:hAnsi="Times New Roman"/>
+          <w:sz w:val="24"/>
+          <w:highlight w:val="white"/>
+        </w:rPr>
+        <w:t xml:space="preserve">* – Мануїл </w:t>
+      </w:r>
+      <w:r>
+        <w:rPr>
+          <w:rFonts w:ascii="Times New Roman" w:hAnsi="Times New Roman"/>
+          <w:sz w:val="24"/>
+          <w:highlight w:val="white"/>
+        </w:rPr>
+        <w:t>усла́влений</w:t>
+      </w:r>
+      <w:r>
+        <w:rPr>
+          <w:rFonts w:ascii="Times New Roman" w:hAnsi="Times New Roman"/>
+          <w:sz w:val="24"/>
+          <w:highlight w:val="white"/>
+        </w:rPr>
+        <w:t xml:space="preserve">,* і </w:t>
+      </w:r>
+      <w:r>
+        <w:rPr>
+          <w:rFonts w:ascii="Times New Roman" w:hAnsi="Times New Roman"/>
+          <w:sz w:val="24"/>
+          <w:highlight w:val="white"/>
+        </w:rPr>
+        <w:t>Саве́л</w:t>
+      </w:r>
+      <w:r>
+        <w:rPr>
+          <w:rFonts w:ascii="Times New Roman" w:hAnsi="Times New Roman"/>
+          <w:sz w:val="24"/>
+          <w:highlight w:val="white"/>
+        </w:rPr>
+        <w:t xml:space="preserve"> </w:t>
+      </w:r>
+      <w:r>
+        <w:rPr>
+          <w:rFonts w:ascii="Times New Roman" w:hAnsi="Times New Roman"/>
+          <w:sz w:val="24"/>
+          <w:highlight w:val="white"/>
+        </w:rPr>
+        <w:t>приснопа́м’ятний</w:t>
+      </w:r>
+      <w:r>
+        <w:rPr>
+          <w:rFonts w:ascii="Times New Roman" w:hAnsi="Times New Roman"/>
+          <w:sz w:val="24"/>
+          <w:highlight w:val="white"/>
+        </w:rPr>
+        <w:t xml:space="preserve">,* і Ісмаїл </w:t>
+      </w:r>
+      <w:r>
+        <w:rPr>
+          <w:rFonts w:ascii="Times New Roman" w:hAnsi="Times New Roman"/>
+          <w:sz w:val="24"/>
+          <w:highlight w:val="white"/>
+        </w:rPr>
+        <w:t>три́чі</w:t>
+      </w:r>
+      <w:r>
+        <w:rPr>
+          <w:rFonts w:ascii="Times New Roman" w:hAnsi="Times New Roman"/>
+          <w:sz w:val="24"/>
+          <w:highlight w:val="white"/>
+        </w:rPr>
+        <w:t xml:space="preserve"> </w:t>
+      </w:r>
+      <w:r>
+        <w:rPr>
+          <w:rFonts w:ascii="Times New Roman" w:hAnsi="Times New Roman"/>
+          <w:sz w:val="24"/>
+          <w:highlight w:val="white"/>
+        </w:rPr>
+        <w:t>бага́тий</w:t>
+      </w:r>
+      <w:r>
+        <w:rPr>
+          <w:rFonts w:ascii="Times New Roman" w:hAnsi="Times New Roman"/>
+          <w:sz w:val="24"/>
+          <w:highlight w:val="white"/>
+        </w:rPr>
+        <w:t xml:space="preserve">,* – з </w:t>
+      </w:r>
+      <w:r>
+        <w:rPr>
+          <w:rFonts w:ascii="Times New Roman" w:hAnsi="Times New Roman"/>
+          <w:sz w:val="24"/>
+          <w:highlight w:val="white"/>
+        </w:rPr>
+        <w:t>Отце́м</w:t>
+      </w:r>
+      <w:r>
+        <w:rPr>
+          <w:rFonts w:ascii="Times New Roman" w:hAnsi="Times New Roman"/>
+          <w:sz w:val="24"/>
+          <w:highlight w:val="white"/>
+        </w:rPr>
+        <w:t xml:space="preserve"> і </w:t>
+      </w:r>
+      <w:r>
+        <w:rPr>
+          <w:rFonts w:ascii="Times New Roman" w:hAnsi="Times New Roman"/>
+          <w:sz w:val="24"/>
+          <w:highlight w:val="white"/>
+        </w:rPr>
+        <w:t>Ду́хом</w:t>
+      </w:r>
+      <w:r>
+        <w:rPr>
+          <w:rFonts w:ascii="Times New Roman" w:hAnsi="Times New Roman"/>
+          <w:sz w:val="24"/>
+          <w:highlight w:val="white"/>
+        </w:rPr>
+        <w:t xml:space="preserve"> оспівуючи Тебе́,* вони́ </w:t>
+      </w:r>
+      <w:r>
+        <w:rPr>
+          <w:rFonts w:ascii="Times New Roman" w:hAnsi="Times New Roman"/>
+          <w:sz w:val="24"/>
+          <w:highlight w:val="white"/>
+        </w:rPr>
+        <w:t>мо́лять</w:t>
+      </w:r>
+      <w:r>
+        <w:rPr>
+          <w:rFonts w:ascii="Times New Roman" w:hAnsi="Times New Roman"/>
+          <w:sz w:val="24"/>
+          <w:highlight w:val="white"/>
+        </w:rPr>
+        <w:t xml:space="preserve">, щоб </w:t>
+      </w:r>
+      <w:r>
+        <w:rPr>
+          <w:rFonts w:ascii="Times New Roman" w:hAnsi="Times New Roman"/>
+          <w:sz w:val="24"/>
+          <w:highlight w:val="white"/>
+        </w:rPr>
+        <w:t>спасли́ся</w:t>
+      </w:r>
+      <w:r>
+        <w:rPr>
+          <w:rFonts w:ascii="Times New Roman" w:hAnsi="Times New Roman"/>
+          <w:sz w:val="24"/>
+          <w:highlight w:val="white"/>
+        </w:rPr>
+        <w:t xml:space="preserve"> </w:t>
+      </w:r>
+      <w:r>
+        <w:rPr>
+          <w:rFonts w:ascii="Times New Roman" w:hAnsi="Times New Roman"/>
+          <w:sz w:val="24"/>
+          <w:highlight w:val="white"/>
+        </w:rPr>
+        <w:t>ду́ші</w:t>
+      </w:r>
+      <w:r>
+        <w:rPr>
+          <w:rFonts w:ascii="Times New Roman" w:hAnsi="Times New Roman"/>
+          <w:sz w:val="24"/>
+          <w:highlight w:val="white"/>
+        </w:rPr>
+        <w:t xml:space="preserve"> </w:t>
+      </w:r>
+      <w:r>
+        <w:rPr>
+          <w:rFonts w:ascii="Times New Roman" w:hAnsi="Times New Roman"/>
+          <w:sz w:val="24"/>
+          <w:highlight w:val="white"/>
+        </w:rPr>
+        <w:t>на́ші</w:t>
+      </w:r>
+      <w:r>
+        <w:rPr>
+          <w:rFonts w:ascii="Times New Roman" w:hAnsi="Times New Roman"/>
+          <w:sz w:val="24"/>
+          <w:highlight w:val="white"/>
+        </w:rPr>
+        <w:t>.</w:t>
+      </w:r>
+    </w:p>
+    <w:p>
+      <w:r>
+        <w:t>БОГОРОДИЧНИЙ</w:t>
+      </w:r>
+    </w:p>
+    <w:p>
+      <w:pPr>
         <w:pStyle w:val="Heading2"/>
         <w:spacing w:after="120" w:before="0" w:lineRule="auto"/>
         <w:jc w:val="center"/>
@@ -5461,6 +5947,23 @@
     </w:p>
     <w:p>
       <w:pPr>
+        <w:spacing w:after="120" w:lineRule="auto"/>
+        <w:jc w:val="both"/>
+        <w:rPr>
+          <w:rFonts w:ascii="Times New Roman" w:cs="Times New Roman" w:eastAsia="Times New Roman" w:hAnsi="Times New Roman"/>
+          <w:color w:val="ff0000"/>
+          <w:sz w:val="24"/>
+          <w:szCs w:val="24"/>
+        </w:rPr>
+      </w:pPr>
+      <w:r>
+        <w:rPr>
+          <w:rtl w:val="0"/>
+        </w:rPr>
+      </w:r>
+    </w:p>
+    <w:p>
+      <w:pPr>
         <w:pStyle w:val="Heading3"/>
         <w:spacing w:after="120" w:before="0" w:lineRule="auto"/>
         <w:jc w:val="center"/>
@@ -5575,6 +6078,22 @@
     </w:p>
     <w:p>
       <w:pPr>
+        <w:spacing w:after="120" w:lineRule="auto"/>
+        <w:jc w:val="both"/>
+        <w:rPr>
+          <w:rFonts w:ascii="Times New Roman" w:cs="Times New Roman" w:eastAsia="Times New Roman" w:hAnsi="Times New Roman"/>
+          <w:sz w:val="24"/>
+          <w:szCs w:val="24"/>
+        </w:rPr>
+      </w:pPr>
+      <w:r>
+        <w:rPr>
+          <w:rtl w:val="0"/>
+        </w:rPr>
+      </w:r>
+    </w:p>
+    <w:p>
+      <w:pPr>
         <w:pStyle w:val="Heading3"/>
         <w:spacing w:after="120" w:before="0" w:lineRule="auto"/>
         <w:jc w:val="center"/>
@@ -5798,6 +6317,22 @@
     </w:p>
     <w:p>
       <w:pPr>
+        <w:spacing w:after="120" w:lineRule="auto"/>
+        <w:jc w:val="both"/>
+        <w:rPr>
+          <w:rFonts w:ascii="Times New Roman" w:cs="Times New Roman" w:eastAsia="Times New Roman" w:hAnsi="Times New Roman"/>
+          <w:sz w:val="24"/>
+          <w:szCs w:val="24"/>
+        </w:rPr>
+      </w:pPr>
+      <w:r>
+        <w:rPr>
+          <w:rtl w:val="0"/>
+        </w:rPr>
+      </w:r>
+    </w:p>
+    <w:p>
+      <w:pPr>
         <w:pStyle w:val="Heading3"/>
         <w:spacing w:after="120" w:before="0" w:lineRule="auto"/>
         <w:jc w:val="center"/>
@@ -6684,6 +7219,24 @@
     </w:p>
     <w:p>
       <w:pPr>
+        <w:spacing w:after="120" w:lineRule="auto"/>
+        <w:jc w:val="both"/>
+        <w:rPr>
+          <w:rFonts w:ascii="Times New Roman" w:cs="Times New Roman" w:eastAsia="Times New Roman" w:hAnsi="Times New Roman"/>
+          <w:i w:val="1"/>
+          <w:color w:val="ff0000"/>
+          <w:sz w:val="24"/>
+          <w:szCs w:val="24"/>
+        </w:rPr>
+      </w:pPr>
+      <w:r>
+        <w:rPr>
+          <w:rtl w:val="0"/>
+        </w:rPr>
+      </w:r>
+    </w:p>
+    <w:p>
+      <w:pPr>
         <w:pStyle w:val="Heading2"/>
         <w:spacing w:after="120" w:before="0" w:lineRule="auto"/>
         <w:jc w:val="center"/>
@@ -6868,6 +7421,52 @@
     </w:p>
     <w:p>
       <w:pPr>
+        <w:spacing w:after="120" w:lineRule="auto"/>
+        <w:jc w:val="both"/>
+        <w:rPr>
+          <w:rFonts w:ascii="Times New Roman" w:cs="Times New Roman" w:eastAsia="Times New Roman" w:hAnsi="Times New Roman"/>
+          <w:sz w:val="24"/>
+          <w:szCs w:val="24"/>
+        </w:rPr>
+      </w:pPr>
+      <w:r>
+        <w:rPr>
+          <w:rFonts w:ascii="Times New Roman" w:cs="Times New Roman" w:eastAsia="Times New Roman" w:hAnsi="Times New Roman"/>
+          <w:b w:val="1"/>
+          <w:sz w:val="24"/>
+          <w:szCs w:val="24"/>
+          <w:rtl w:val="0"/>
+        </w:rPr>
+        <w:t xml:space="preserve">Слава і нині</w:t>
+      </w:r>
+      <w:r>
+        <w:rPr>
+          <w:rFonts w:ascii="Times New Roman" w:cs="Times New Roman" w:eastAsia="Times New Roman" w:hAnsi="Times New Roman"/>
+          <w:sz w:val="24"/>
+          <w:szCs w:val="24"/>
+          <w:rtl w:val="0"/>
+        </w:rPr>
+        <w:t xml:space="preserve">: Богородице, заступнице всіх, що до тебе моляться!* Тобою кріпимося і тобою хвалимося,* і в тобі все наше уповання!* Моли того, що з тебе народився,* за недостойних слуг твоїх.</w:t>
+      </w:r>
+    </w:p>
+    <w:p>
+      <w:pPr>
+        <w:spacing w:after="120" w:lineRule="auto"/>
+        <w:jc w:val="both"/>
+        <w:rPr>
+          <w:rFonts w:ascii="Times New Roman" w:cs="Times New Roman" w:eastAsia="Times New Roman" w:hAnsi="Times New Roman"/>
+          <w:sz w:val="24"/>
+          <w:szCs w:val="24"/>
+        </w:rPr>
+      </w:pPr>
+      <w:r>
+        <w:rPr>
+          <w:rtl w:val="0"/>
+        </w:rPr>
+      </w:r>
+    </w:p>
+    <w:p>
+      <w:pPr>
         <w:pStyle w:val="Heading3"/>
         <w:spacing w:after="120" w:before="0" w:lineRule="auto"/>
         <w:jc w:val="center"/>
@@ -7022,6 +7621,26 @@
           <w:szCs w:val="24"/>
           <w:rtl w:val="0"/>
         </w:rPr>
+        <w:t xml:space="preserve">Слава Отцю, і Сину, і Святому Духові,* і нині і повсякчас, і на віки віків. Амінь.</w:t>
+      </w:r>
+    </w:p>
+    <w:p>
+      <w:pPr>
+        <w:spacing w:after="120" w:lineRule="auto"/>
+        <w:jc w:val="both"/>
+        <w:rPr>
+          <w:rFonts w:ascii="Times New Roman" w:cs="Times New Roman" w:eastAsia="Times New Roman" w:hAnsi="Times New Roman"/>
+          <w:sz w:val="24"/>
+          <w:szCs w:val="24"/>
+        </w:rPr>
+      </w:pPr>
+      <w:r>
+        <w:rPr>
+          <w:rFonts w:ascii="Times New Roman" w:cs="Times New Roman" w:eastAsia="Times New Roman" w:hAnsi="Times New Roman"/>
+          <w:sz w:val="24"/>
+          <w:szCs w:val="24"/>
+          <w:rtl w:val="0"/>
+        </w:rPr>
         <w:t xml:space="preserve">Пресвята Тройце, помилуй нас;* Господи, очисти гріхи наші;* Владико, прости беззаконня наші;* Святий, завітай і зціли немочі наші імени твого ради.</w:t>
       </w:r>
     </w:p>
@@ -7059,6 +7678,46 @@
         <w:rPr>
           <w:rtl w:val="0"/>
         </w:rPr>
+      </w:r>
+    </w:p>
+    <w:p>
+      <w:pPr>
+        <w:spacing w:after="120" w:lineRule="auto"/>
+        <w:jc w:val="both"/>
+        <w:rPr>
+          <w:rFonts w:ascii="Times New Roman" w:cs="Times New Roman" w:eastAsia="Times New Roman" w:hAnsi="Times New Roman"/>
+          <w:sz w:val="24"/>
+          <w:szCs w:val="24"/>
+        </w:rPr>
+      </w:pPr>
+      <w:r>
+        <w:rPr>
+          <w:rFonts w:ascii="Times New Roman" w:cs="Times New Roman" w:eastAsia="Times New Roman" w:hAnsi="Times New Roman"/>
+          <w:sz w:val="24"/>
+          <w:szCs w:val="24"/>
+          <w:rtl w:val="0"/>
+        </w:rPr>
+        <w:t xml:space="preserve">Слава Отцю, і Сину, і Святому Духові.</w:t>
+      </w:r>
+    </w:p>
+    <w:p>
+      <w:pPr>
+        <w:spacing w:after="120" w:lineRule="auto"/>
+        <w:jc w:val="both"/>
+        <w:rPr>
+          <w:rFonts w:ascii="Times New Roman" w:cs="Times New Roman" w:eastAsia="Times New Roman" w:hAnsi="Times New Roman"/>
+          <w:sz w:val="24"/>
+          <w:szCs w:val="24"/>
+        </w:rPr>
+      </w:pPr>
+      <w:r>
+        <w:rPr>
+          <w:rFonts w:ascii="Times New Roman" w:cs="Times New Roman" w:eastAsia="Times New Roman" w:hAnsi="Times New Roman"/>
+          <w:sz w:val="24"/>
+          <w:szCs w:val="24"/>
+          <w:rtl w:val="0"/>
+        </w:rPr>
+        <w:t xml:space="preserve">І нині і повсякчас, і на віки віків. Амінь.</w:t>
       </w:r>
     </w:p>
     <w:p>
@@ -7147,6 +7806,22 @@
           <w:rtl w:val="0"/>
         </w:rPr>
         <w:t xml:space="preserve">Амінь.</w:t>
+      </w:r>
+    </w:p>
+    <w:p>
+      <w:pPr>
+        <w:spacing w:after="120" w:lineRule="auto"/>
+        <w:jc w:val="both"/>
+        <w:rPr>
+          <w:rFonts w:ascii="Times New Roman" w:cs="Times New Roman" w:eastAsia="Times New Roman" w:hAnsi="Times New Roman"/>
+          <w:sz w:val="24"/>
+          <w:szCs w:val="24"/>
+        </w:rPr>
+      </w:pPr>
+      <w:r>
+        <w:rPr>
+          <w:rtl w:val="0"/>
+        </w:rPr>
       </w:r>
     </w:p>
     <w:p>
@@ -7869,6 +8544,22 @@
     </w:p>
     <w:p>
       <w:pPr>
+        <w:spacing w:after="120" w:lineRule="auto"/>
+        <w:jc w:val="both"/>
+        <w:rPr>
+          <w:rFonts w:ascii="Times New Roman" w:cs="Times New Roman" w:eastAsia="Times New Roman" w:hAnsi="Times New Roman"/>
+          <w:sz w:val="24"/>
+          <w:szCs w:val="24"/>
+        </w:rPr>
+      </w:pPr>
+      <w:r>
+        <w:rPr>
+          <w:rtl w:val="0"/>
+        </w:rPr>
+      </w:r>
+    </w:p>
+    <w:p>
+      <w:pPr>
         <w:pStyle w:val="Heading2"/>
         <w:spacing w:after="120" w:before="0" w:lineRule="auto"/>
         <w:jc w:val="center"/>
@@ -8120,6 +8811,22 @@
     </w:p>
     <w:p>
       <w:pPr>
+        <w:spacing w:after="120" w:lineRule="auto"/>
+        <w:jc w:val="both"/>
+        <w:rPr>
+          <w:rFonts w:ascii="Times New Roman" w:cs="Times New Roman" w:eastAsia="Times New Roman" w:hAnsi="Times New Roman"/>
+          <w:sz w:val="24"/>
+          <w:szCs w:val="24"/>
+        </w:rPr>
+      </w:pPr>
+      <w:r>
+        <w:rPr>
+          <w:rtl w:val="0"/>
+        </w:rPr>
+      </w:r>
+    </w:p>
+    <w:p>
+      <w:pPr>
         <w:pStyle w:val="Heading3"/>
         <w:spacing w:after="120" w:before="0" w:lineRule="auto"/>
         <w:jc w:val="center"/>
@@ -8174,6 +8881,57 @@
     </w:p>
     <w:p>
       <w:pPr>
+        <w:spacing w:after="120" w:lineRule="auto"/>
+        <w:jc w:val="both"/>
+        <w:rPr>
+          <w:rFonts w:ascii="Times New Roman" w:cs="Times New Roman" w:eastAsia="Times New Roman" w:hAnsi="Times New Roman"/>
+          <w:sz w:val="24"/>
+          <w:szCs w:val="24"/>
+        </w:rPr>
+      </w:pPr>
+      <w:r>
+        <w:rPr>
+          <w:rtl w:val="0"/>
+        </w:rPr>
+      </w:r>
+    </w:p>
+    <w:p>
+      <w:pPr>
+        <w:spacing w:after="120" w:lineRule="auto"/>
+        <w:jc w:val="both"/>
+        <w:rPr>
+          <w:rFonts w:ascii="Times New Roman" w:cs="Times New Roman" w:eastAsia="Times New Roman" w:hAnsi="Times New Roman"/>
+          <w:sz w:val="24"/>
+          <w:szCs w:val="24"/>
+        </w:rPr>
+      </w:pPr>
+      <w:r>
+        <w:rPr>
+          <w:rtl w:val="0"/>
+        </w:rPr>
+      </w:r>
+    </w:p>
+    <w:p>
+      <w:pPr>
+        <w:spacing w:after="120" w:lineRule="auto"/>
+        <w:jc w:val="both"/>
+        <w:rPr>
+          <w:rFonts w:ascii="Times New Roman" w:cs="Times New Roman" w:eastAsia="Times New Roman" w:hAnsi="Times New Roman"/>
+          <w:sz w:val="24"/>
+          <w:szCs w:val="24"/>
+        </w:rPr>
+      </w:pPr>
+      <w:r>
+        <w:br w:type="page"/>
+      </w:r>
+      <w:r>
+        <w:rPr>
+          <w:rtl w:val="0"/>
+        </w:rPr>
+      </w:r>
+    </w:p>
+    <w:p>
+      <w:pPr>
         <w:pStyle w:val="Heading1"/>
         <w:spacing w:after="120" w:lineRule="auto"/>
         <w:jc w:val="center"/>
@@ -8265,6 +9023,42 @@
         <w:jc w:val="both"/>
         <w:rPr>
           <w:rFonts w:ascii="Times New Roman" w:cs="Times New Roman" w:eastAsia="Times New Roman" w:hAnsi="Times New Roman"/>
+          <w:sz w:val="24"/>
+          <w:szCs w:val="24"/>
+        </w:rPr>
+      </w:pPr>
+      <w:r>
+        <w:rPr>
+          <w:rFonts w:ascii="Times New Roman" w:cs="Times New Roman" w:eastAsia="Times New Roman" w:hAnsi="Times New Roman"/>
+          <w:sz w:val="24"/>
+          <w:szCs w:val="24"/>
+          <w:rtl w:val="0"/>
+        </w:rPr>
+        <w:t xml:space="preserve">Слава во вишніх Богу, і на землі мир,* в людях благовоління </w:t>
+      </w:r>
+      <w:r>
+        <w:rPr>
+          <w:rFonts w:ascii="Times New Roman" w:cs="Times New Roman" w:eastAsia="Times New Roman" w:hAnsi="Times New Roman"/>
+          <w:i w:val="1"/>
+          <w:color w:val="ff0000"/>
+          <w:sz w:val="24"/>
+          <w:szCs w:val="24"/>
+          <w:rtl w:val="0"/>
+        </w:rPr>
+        <w:t xml:space="preserve">(3 р.)</w:t>
+      </w:r>
+      <w:r>
+        <w:rPr>
+          <w:rtl w:val="0"/>
+        </w:rPr>
+      </w:r>
+    </w:p>
+    <w:p>
+      <w:pPr>
+        <w:spacing w:after="120" w:lineRule="auto"/>
+        <w:jc w:val="both"/>
+        <w:rPr>
+          <w:rFonts w:ascii="Times New Roman" w:cs="Times New Roman" w:eastAsia="Times New Roman" w:hAnsi="Times New Roman"/>
           <w:i w:val="1"/>
           <w:color w:val="ff0000"/>
           <w:sz w:val="24"/>
@@ -8290,6 +9084,22 @@
           <w:rtl w:val="0"/>
         </w:rPr>
         <w:t xml:space="preserve">(2 р.)</w:t>
+      </w:r>
+    </w:p>
+    <w:p>
+      <w:pPr>
+        <w:spacing w:after="120" w:lineRule="auto"/>
+        <w:jc w:val="both"/>
+        <w:rPr>
+          <w:rFonts w:ascii="Times New Roman" w:cs="Times New Roman" w:eastAsia="Times New Roman" w:hAnsi="Times New Roman"/>
+          <w:sz w:val="24"/>
+          <w:szCs w:val="24"/>
+        </w:rPr>
+      </w:pPr>
+      <w:r>
+        <w:rPr>
+          <w:rtl w:val="0"/>
+        </w:rPr>
       </w:r>
     </w:p>
     <w:p>
@@ -9294,6 +10104,42 @@
     </w:p>
     <w:p>
       <w:pPr>
+        <w:spacing w:after="120" w:lineRule="auto"/>
+        <w:jc w:val="both"/>
+        <w:rPr>
+          <w:rFonts w:ascii="Times New Roman" w:cs="Times New Roman" w:eastAsia="Times New Roman" w:hAnsi="Times New Roman"/>
+          <w:sz w:val="24"/>
+          <w:szCs w:val="24"/>
+        </w:rPr>
+      </w:pPr>
+      <w:r>
+        <w:rPr>
+          <w:rtl w:val="0"/>
+        </w:rPr>
+      </w:r>
+    </w:p>
+    <w:p>
+      <w:pPr>
+        <w:spacing w:after="120" w:lineRule="auto"/>
+        <w:jc w:val="both"/>
+        <w:rPr>
+          <w:rFonts w:ascii="Times New Roman" w:cs="Times New Roman" w:eastAsia="Times New Roman" w:hAnsi="Times New Roman"/>
+          <w:sz w:val="24"/>
+          <w:szCs w:val="24"/>
+        </w:rPr>
+      </w:pPr>
+      <w:r>
+        <w:rPr>
+          <w:rFonts w:ascii="Times New Roman" w:cs="Times New Roman" w:eastAsia="Times New Roman" w:hAnsi="Times New Roman"/>
+          <w:sz w:val="24"/>
+          <w:szCs w:val="24"/>
+          <w:rtl w:val="0"/>
+        </w:rPr>
+        <w:t xml:space="preserve">Слава Отцю, і Сину, і Святому Духові, і нині і повсякчас, і на віки віків. Амінь.</w:t>
+      </w:r>
+    </w:p>
+    <w:p>
+      <w:pPr>
         <w:tabs>
           <w:tab w:val="left" w:leader="none" w:pos="6750"/>
         </w:tabs>
@@ -9361,6 +10207,42 @@
         </w:rPr>
         <w:t xml:space="preserve">(3 р.)</w:t>
       </w:r>
+      <w:r>
+        <w:rPr>
+          <w:rtl w:val="0"/>
+        </w:rPr>
+      </w:r>
+    </w:p>
+    <w:p>
+      <w:pPr>
+        <w:spacing w:after="120" w:lineRule="auto"/>
+        <w:jc w:val="both"/>
+        <w:rPr>
+          <w:rFonts w:ascii="Times New Roman" w:cs="Times New Roman" w:eastAsia="Times New Roman" w:hAnsi="Times New Roman"/>
+          <w:sz w:val="24"/>
+          <w:szCs w:val="24"/>
+        </w:rPr>
+      </w:pPr>
+      <w:r>
+        <w:rPr>
+          <w:rFonts w:ascii="Times New Roman" w:cs="Times New Roman" w:eastAsia="Times New Roman" w:hAnsi="Times New Roman"/>
+          <w:sz w:val="24"/>
+          <w:szCs w:val="24"/>
+          <w:rtl w:val="0"/>
+        </w:rPr>
+        <w:t xml:space="preserve">Слава Отцю, і Сину, і Святому Духові, і нині і повсякчас, і на віки віків. Амінь.</w:t>
+      </w:r>
+    </w:p>
+    <w:p>
+      <w:pPr>
+        <w:spacing w:after="120" w:lineRule="auto"/>
+        <w:jc w:val="both"/>
+        <w:rPr>
+          <w:rFonts w:ascii="Times New Roman" w:cs="Times New Roman" w:eastAsia="Times New Roman" w:hAnsi="Times New Roman"/>
+          <w:sz w:val="24"/>
+          <w:szCs w:val="24"/>
+        </w:rPr>
+      </w:pPr>
       <w:r>
         <w:rPr>
           <w:rtl w:val="0"/>
@@ -9621,6 +10503,33 @@
           <w:szCs w:val="24"/>
         </w:rPr>
       </w:pPr>
+      <w:sdt>
+        <w:sdtPr>
+          <w:tag w:val="goog_rdk_6"/>
+        </w:sdtPr>
+        <w:sdtContent>
+          <w:r>
+            <w:rPr>
+              <w:rFonts w:ascii="Gungsuh" w:cs="Gungsuh" w:eastAsia="Gungsuh" w:hAnsi="Gungsuh"/>
+              <w:sz w:val="24"/>
+              <w:szCs w:val="24"/>
+              <w:rtl w:val="0"/>
+            </w:rPr>
+            <w:t xml:space="preserve">Хіба звіщатимуть у могилі твою милість,* у пропасті глибокій − твою вірність?</w:t>
+          </w:r>
+        </w:sdtContent>
+      </w:sdt>
+    </w:p>
+    <w:p>
+      <w:pPr>
+        <w:spacing w:after="120" w:lineRule="auto"/>
+        <w:jc w:val="both"/>
+        <w:rPr>
+          <w:rFonts w:ascii="Times New Roman" w:cs="Times New Roman" w:eastAsia="Times New Roman" w:hAnsi="Times New Roman"/>
+          <w:sz w:val="24"/>
+          <w:szCs w:val="24"/>
+        </w:rPr>
+      </w:pPr>
       <w:r>
         <w:rPr>
           <w:rFonts w:ascii="Times New Roman" w:cs="Times New Roman" w:eastAsia="Times New Roman" w:hAnsi="Times New Roman"/>
@@ -9681,6 +10590,33 @@
           <w:szCs w:val="24"/>
         </w:rPr>
       </w:pPr>
+      <w:sdt>
+        <w:sdtPr>
+          <w:tag w:val="goog_rdk_7"/>
+        </w:sdtPr>
+        <w:sdtContent>
+          <w:r>
+            <w:rPr>
+              <w:rFonts w:ascii="Gungsuh" w:cs="Gungsuh" w:eastAsia="Gungsuh" w:hAnsi="Gungsuh"/>
+              <w:sz w:val="24"/>
+              <w:szCs w:val="24"/>
+              <w:rtl w:val="0"/>
+            </w:rPr>
+            <w:t xml:space="preserve">Я безталанний і конаю змалку,* я перебув страх твій − і умліваю.</w:t>
+          </w:r>
+        </w:sdtContent>
+      </w:sdt>
+    </w:p>
+    <w:p>
+      <w:pPr>
+        <w:spacing w:after="120" w:lineRule="auto"/>
+        <w:jc w:val="both"/>
+        <w:rPr>
+          <w:rFonts w:ascii="Times New Roman" w:cs="Times New Roman" w:eastAsia="Times New Roman" w:hAnsi="Times New Roman"/>
+          <w:sz w:val="24"/>
+          <w:szCs w:val="24"/>
+        </w:rPr>
+      </w:pPr>
       <w:r>
         <w:rPr>
           <w:rFonts w:ascii="Times New Roman" w:cs="Times New Roman" w:eastAsia="Times New Roman" w:hAnsi="Times New Roman"/>
@@ -9782,6 +10718,33 @@
           <w:szCs w:val="24"/>
         </w:rPr>
       </w:pPr>
+      <w:sdt>
+        <w:sdtPr>
+          <w:tag w:val="goog_rdk_8"/>
+        </w:sdtPr>
+        <w:sdtContent>
+          <w:r>
+            <w:rPr>
+              <w:rFonts w:ascii="Gungsuh" w:cs="Gungsuh" w:eastAsia="Gungsuh" w:hAnsi="Gungsuh"/>
+              <w:sz w:val="24"/>
+              <w:szCs w:val="24"/>
+              <w:rtl w:val="0"/>
+            </w:rPr>
+            <w:t xml:space="preserve">Благослови, душе моя, Господа,* і все нутро моє − його святе ім'я.</w:t>
+          </w:r>
+        </w:sdtContent>
+      </w:sdt>
+    </w:p>
+    <w:p>
+      <w:pPr>
+        <w:spacing w:after="120" w:lineRule="auto"/>
+        <w:jc w:val="both"/>
+        <w:rPr>
+          <w:rFonts w:ascii="Times New Roman" w:cs="Times New Roman" w:eastAsia="Times New Roman" w:hAnsi="Times New Roman"/>
+          <w:sz w:val="24"/>
+          <w:szCs w:val="24"/>
+        </w:rPr>
+      </w:pPr>
       <w:r>
         <w:rPr>
           <w:rFonts w:ascii="Times New Roman" w:cs="Times New Roman" w:eastAsia="Times New Roman" w:hAnsi="Times New Roman"/>
@@ -10479,6 +11442,26 @@
         <w:jc w:val="both"/>
         <w:rPr>
           <w:rFonts w:ascii="Times New Roman" w:cs="Times New Roman" w:eastAsia="Times New Roman" w:hAnsi="Times New Roman"/>
+          <w:sz w:val="24"/>
+          <w:szCs w:val="24"/>
+        </w:rPr>
+      </w:pPr>
+      <w:r>
+        <w:rPr>
+          <w:rFonts w:ascii="Times New Roman" w:cs="Times New Roman" w:eastAsia="Times New Roman" w:hAnsi="Times New Roman"/>
+          <w:sz w:val="24"/>
+          <w:szCs w:val="24"/>
+          <w:rtl w:val="0"/>
+        </w:rPr>
+        <w:t xml:space="preserve">Слава Отцю, і Сину, і Святому Духові: І нині і повсякчас, і на віки віків. Амінь. </w:t>
+      </w:r>
+    </w:p>
+    <w:p>
+      <w:pPr>
+        <w:spacing w:after="120" w:lineRule="auto"/>
+        <w:jc w:val="both"/>
+        <w:rPr>
+          <w:rFonts w:ascii="Times New Roman" w:cs="Times New Roman" w:eastAsia="Times New Roman" w:hAnsi="Times New Roman"/>
           <w:color w:val="ff0000"/>
           <w:sz w:val="24"/>
           <w:szCs w:val="24"/>
@@ -10504,6 +11487,24 @@
         </w:rPr>
         <w:t xml:space="preserve">(3 р.)</w:t>
       </w:r>
+      <w:r>
+        <w:rPr>
+          <w:rtl w:val="0"/>
+        </w:rPr>
+      </w:r>
+    </w:p>
+    <w:p>
+      <w:pPr>
+        <w:spacing w:after="120" w:lineRule="auto"/>
+        <w:jc w:val="both"/>
+        <w:rPr>
+          <w:rFonts w:ascii="Times New Roman" w:cs="Times New Roman" w:eastAsia="Times New Roman" w:hAnsi="Times New Roman"/>
+          <w:b w:val="1"/>
+          <w:color w:val="ff0000"/>
+          <w:sz w:val="24"/>
+          <w:szCs w:val="24"/>
+        </w:rPr>
+      </w:pPr>
       <w:r>
         <w:rPr>
           <w:rtl w:val="0"/>
@@ -10921,6 +11922,23 @@
     </w:p>
     <w:p>
       <w:pPr>
+        <w:spacing w:after="120" w:lineRule="auto"/>
+        <w:jc w:val="both"/>
+        <w:rPr>
+          <w:rFonts w:ascii="Times New Roman" w:cs="Times New Roman" w:eastAsia="Times New Roman" w:hAnsi="Times New Roman"/>
+          <w:color w:val="ff0000"/>
+          <w:sz w:val="24"/>
+          <w:szCs w:val="24"/>
+        </w:rPr>
+      </w:pPr>
+      <w:r>
+        <w:rPr>
+          <w:rtl w:val="0"/>
+        </w:rPr>
+      </w:r>
+    </w:p>
+    <w:p>
+      <w:pPr>
         <w:pStyle w:val="Heading2"/>
         <w:spacing w:after="120" w:before="0" w:lineRule="auto"/>
         <w:jc w:val="center"/>
@@ -11775,6 +12793,23 @@
     </w:p>
     <w:p>
       <w:pPr>
+        <w:spacing w:after="120" w:lineRule="auto"/>
+        <w:jc w:val="both"/>
+        <w:rPr>
+          <w:rFonts w:ascii="Times New Roman" w:cs="Times New Roman" w:eastAsia="Times New Roman" w:hAnsi="Times New Roman"/>
+          <w:color w:val="ff0000"/>
+          <w:sz w:val="24"/>
+          <w:szCs w:val="24"/>
+        </w:rPr>
+      </w:pPr>
+      <w:r>
+        <w:rPr>
+          <w:rtl w:val="0"/>
+        </w:rPr>
+      </w:r>
+    </w:p>
+    <w:p>
+      <w:pPr>
         <w:pStyle w:val="Heading3"/>
         <w:spacing w:after="120" w:before="0" w:lineRule="auto"/>
         <w:jc w:val="center"/>
@@ -12028,6 +13063,22 @@
     </w:p>
     <w:p>
       <w:pPr>
+        <w:spacing w:after="120" w:lineRule="auto"/>
+        <w:jc w:val="both"/>
+        <w:rPr>
+          <w:rFonts w:ascii="Times New Roman" w:cs="Times New Roman" w:eastAsia="Times New Roman" w:hAnsi="Times New Roman"/>
+          <w:sz w:val="24"/>
+          <w:szCs w:val="24"/>
+        </w:rPr>
+      </w:pPr>
+      <w:r>
+        <w:rPr>
+          <w:rtl w:val="0"/>
+        </w:rPr>
+      </w:r>
+    </w:p>
+    <w:p>
+      <w:pPr>
         <w:pStyle w:val="Heading3"/>
         <w:spacing w:after="120" w:before="0" w:lineRule="auto"/>
         <w:jc w:val="center"/>
@@ -12506,6 +13557,22 @@
     </w:p>
     <w:p>
       <w:pPr>
+        <w:spacing w:after="120" w:lineRule="auto"/>
+        <w:jc w:val="both"/>
+        <w:rPr>
+          <w:rFonts w:ascii="Times New Roman" w:cs="Times New Roman" w:eastAsia="Times New Roman" w:hAnsi="Times New Roman"/>
+          <w:sz w:val="24"/>
+          <w:szCs w:val="24"/>
+        </w:rPr>
+      </w:pPr>
+      <w:r>
+        <w:rPr>
+          <w:rtl w:val="0"/>
+        </w:rPr>
+      </w:r>
+    </w:p>
+    <w:p>
+      <w:pPr>
         <w:pStyle w:val="Heading3"/>
         <w:spacing w:after="120" w:before="0" w:lineRule="auto"/>
         <w:jc w:val="center"/>
@@ -12564,6 +13631,54 @@
         <w:jc w:val="both"/>
         <w:rPr>
           <w:rFonts w:ascii="Times New Roman" w:cs="Times New Roman" w:eastAsia="Times New Roman" w:hAnsi="Times New Roman"/>
+          <w:sz w:val="24"/>
+          <w:szCs w:val="24"/>
+        </w:rPr>
+      </w:pPr>
+      <w:r>
+        <w:rPr>
+          <w:rFonts w:ascii="Times New Roman" w:cs="Times New Roman" w:eastAsia="Times New Roman" w:hAnsi="Times New Roman"/>
+          <w:b w:val="1"/>
+          <w:sz w:val="24"/>
+          <w:szCs w:val="24"/>
+          <w:rtl w:val="0"/>
+        </w:rPr>
+        <w:t xml:space="preserve">Слава і нині</w:t>
+      </w:r>
+      <w:r>
+        <w:rPr>
+          <w:rFonts w:ascii="Times New Roman" w:cs="Times New Roman" w:eastAsia="Times New Roman" w:hAnsi="Times New Roman"/>
+          <w:sz w:val="24"/>
+          <w:szCs w:val="24"/>
+          <w:rtl w:val="0"/>
+        </w:rPr>
+        <w:t xml:space="preserve">: Захисте й сило наша, Богородице,* могутня помічнице світу!* Твоєю молитвою спаси слуг твоїх від усякої біди,* єдина Благословенна.</w:t>
+      </w:r>
+    </w:p>
+    <w:p>
+      <w:pPr>
+        <w:spacing w:after="120" w:lineRule="auto"/>
+        <w:jc w:val="both"/>
+        <w:rPr>
+          <w:rFonts w:ascii="Times New Roman" w:cs="Times New Roman" w:eastAsia="Times New Roman" w:hAnsi="Times New Roman"/>
+          <w:i w:val="1"/>
+          <w:color w:val="ff0000"/>
+          <w:sz w:val="24"/>
+          <w:szCs w:val="24"/>
+        </w:rPr>
+      </w:pPr>
+      <w:r>
+        <w:rPr>
+          <w:rtl w:val="0"/>
+        </w:rPr>
+      </w:r>
+    </w:p>
+    <w:p>
+      <w:pPr>
+        <w:spacing w:after="120" w:lineRule="auto"/>
+        <w:jc w:val="both"/>
+        <w:rPr>
+          <w:rFonts w:ascii="Times New Roman" w:cs="Times New Roman" w:eastAsia="Times New Roman" w:hAnsi="Times New Roman"/>
           <w:i w:val="1"/>
           <w:color w:val="ff0000"/>
           <w:sz w:val="24"/>
@@ -12902,6 +14017,22 @@
     </w:p>
     <w:p>
       <w:pPr>
+        <w:spacing w:after="120" w:lineRule="auto"/>
+        <w:jc w:val="both"/>
+        <w:rPr>
+          <w:rFonts w:ascii="Times New Roman" w:cs="Times New Roman" w:eastAsia="Times New Roman" w:hAnsi="Times New Roman"/>
+          <w:sz w:val="24"/>
+          <w:szCs w:val="24"/>
+        </w:rPr>
+      </w:pPr>
+      <w:r>
+        <w:rPr>
+          <w:rtl w:val="0"/>
+        </w:rPr>
+      </w:r>
+    </w:p>
+    <w:p>
+      <w:pPr>
         <w:pStyle w:val="Heading3"/>
         <w:spacing w:after="120" w:before="0" w:lineRule="auto"/>
         <w:jc w:val="center"/>
@@ -12956,6 +14087,52 @@
     </w:p>
     <w:p>
       <w:pPr>
+        <w:spacing w:after="120" w:lineRule="auto"/>
+        <w:jc w:val="both"/>
+        <w:rPr>
+          <w:rFonts w:ascii="Times New Roman" w:cs="Times New Roman" w:eastAsia="Times New Roman" w:hAnsi="Times New Roman"/>
+          <w:sz w:val="24"/>
+          <w:szCs w:val="24"/>
+        </w:rPr>
+      </w:pPr>
+      <w:r>
+        <w:rPr>
+          <w:rFonts w:ascii="Times New Roman" w:cs="Times New Roman" w:eastAsia="Times New Roman" w:hAnsi="Times New Roman"/>
+          <w:b w:val="1"/>
+          <w:sz w:val="24"/>
+          <w:szCs w:val="24"/>
+          <w:rtl w:val="0"/>
+        </w:rPr>
+        <w:t xml:space="preserve">Слава і нині</w:t>
+      </w:r>
+      <w:r>
+        <w:rPr>
+          <w:rFonts w:ascii="Times New Roman" w:cs="Times New Roman" w:eastAsia="Times New Roman" w:hAnsi="Times New Roman"/>
+          <w:sz w:val="24"/>
+          <w:szCs w:val="24"/>
+          <w:rtl w:val="0"/>
+        </w:rPr>
+        <w:t xml:space="preserve">: Радуйся Маріє, Діво і Мати,* горо святая, едемський раю!* З тебе бо народився Христос Бог, безсіменне Слово,* з якого проросло світові життя.</w:t>
+      </w:r>
+    </w:p>
+    <w:p>
+      <w:pPr>
+        <w:spacing w:after="120" w:lineRule="auto"/>
+        <w:jc w:val="both"/>
+        <w:rPr>
+          <w:rFonts w:ascii="Times New Roman" w:cs="Times New Roman" w:eastAsia="Times New Roman" w:hAnsi="Times New Roman"/>
+          <w:sz w:val="24"/>
+          <w:szCs w:val="24"/>
+        </w:rPr>
+      </w:pPr>
+      <w:r>
+        <w:rPr>
+          <w:rtl w:val="0"/>
+        </w:rPr>
+      </w:r>
+    </w:p>
+    <w:p>
+      <w:pPr>
         <w:pStyle w:val="Heading3"/>
         <w:spacing w:after="120" w:before="0" w:lineRule="auto"/>
         <w:jc w:val="center"/>
@@ -13390,13 +14567,46 @@
       </w:pPr>
       <w:r>
         <w:rPr>
+          <w:rtl w:val="0"/>
+        </w:rPr>
+      </w:r>
+    </w:p>
+    <w:p>
+      <w:pPr>
+        <w:spacing w:after="120" w:lineRule="auto"/>
+        <w:jc w:val="both"/>
+        <w:rPr>
           <w:rFonts w:ascii="Times New Roman" w:cs="Times New Roman" w:eastAsia="Times New Roman" w:hAnsi="Times New Roman"/>
           <w:sz w:val="24"/>
           <w:szCs w:val="24"/>
           <w:u w:val="single"/>
+        </w:rPr>
+      </w:pPr>
+      <w:r>
+        <w:rPr>
+          <w:rFonts w:ascii="Times New Roman" w:cs="Times New Roman" w:eastAsia="Times New Roman" w:hAnsi="Times New Roman"/>
+          <w:sz w:val="24"/>
+          <w:szCs w:val="24"/>
+          <w:u w:val="single"/>
           <w:rtl w:val="0"/>
         </w:rPr>
         <w:t xml:space="preserve">[Господи, Боже наш! Ти за покаяння дарував людям відпущення, нам же, як образ пізнання і визнання гріхів, показав покаяння і прощення пророка Давида. Тож, Владико, помилуй з великої милости твоєї нас, що в чимало великих гріхів впали, і по багатстві ласк твоїх очисти беззаконня наші, бо перед тобою згрішили ми, Господи, що невідомі й таємні речі серця людського знаєш, і єдиний ти маєш владу прощати гріхи. Серце ж чисте вчини в нас і Духом владичним утверди нас, і радість спасіння твого яви нам. Не відкинь нас від лиця твого, але дозволь, як Добрий і Чоловіколюбець, аж до останнього нашого віддиху появляти тобі жертву справедливости й приноси на святих твоїх жертовниках, милістю і ласками і чоловіколюб'ям єдинородного Сина твого, з яким ти є благословенний з пресвятим, добрим і животворящим твоїм Духом, нині й повсякчас, і на віки віків. Амінь.]</w:t>
+      </w:r>
+    </w:p>
+    <w:p>
+      <w:pPr>
+        <w:spacing w:after="120" w:lineRule="auto"/>
+        <w:jc w:val="both"/>
+        <w:rPr>
+          <w:rFonts w:ascii="Times New Roman" w:cs="Times New Roman" w:eastAsia="Times New Roman" w:hAnsi="Times New Roman"/>
+          <w:sz w:val="24"/>
+          <w:szCs w:val="24"/>
+        </w:rPr>
+      </w:pPr>
+      <w:r>
+        <w:rPr>
+          <w:rtl w:val="0"/>
+        </w:rPr>
       </w:r>
     </w:p>
     <w:p>
@@ -15440,6 +16650,22 @@
     </w:p>
     <w:p>
       <w:pPr>
+        <w:spacing w:after="120" w:lineRule="auto"/>
+        <w:jc w:val="both"/>
+        <w:rPr>
+          <w:rFonts w:ascii="Times New Roman" w:cs="Times New Roman" w:eastAsia="Times New Roman" w:hAnsi="Times New Roman"/>
+          <w:sz w:val="24"/>
+          <w:szCs w:val="24"/>
+        </w:rPr>
+      </w:pPr>
+      <w:r>
+        <w:rPr>
+          <w:rtl w:val="0"/>
+        </w:rPr>
+      </w:r>
+    </w:p>
+    <w:p>
+      <w:pPr>
         <w:pStyle w:val="Heading3"/>
         <w:spacing w:after="120" w:lineRule="auto"/>
         <w:jc w:val="center"/>
@@ -15633,6 +16859,54 @@
           <w:rtl w:val="0"/>
         </w:rPr>
         <w:t xml:space="preserve">Ви, Хори, нині стоїте при великому й першому Світлі,* ставши, божественні Ангели Божі, надійними молільниками за всіх нас,* що прославляють вас.</w:t>
+      </w:r>
+    </w:p>
+    <w:p>
+      <w:pPr>
+        <w:spacing w:after="120" w:lineRule="auto"/>
+        <w:jc w:val="both"/>
+        <w:rPr>
+          <w:rFonts w:ascii="Times New Roman" w:cs="Times New Roman" w:eastAsia="Times New Roman" w:hAnsi="Times New Roman"/>
+          <w:sz w:val="24"/>
+          <w:szCs w:val="24"/>
+        </w:rPr>
+      </w:pPr>
+      <w:r>
+        <w:rPr>
+          <w:rFonts w:ascii="Times New Roman" w:cs="Times New Roman" w:eastAsia="Times New Roman" w:hAnsi="Times New Roman"/>
+          <w:b w:val="1"/>
+          <w:sz w:val="24"/>
+          <w:szCs w:val="24"/>
+          <w:rtl w:val="0"/>
+        </w:rPr>
+        <w:t xml:space="preserve">Слава і нині</w:t>
+      </w:r>
+      <w:r>
+        <w:rPr>
+          <w:rFonts w:ascii="Times New Roman" w:cs="Times New Roman" w:eastAsia="Times New Roman" w:hAnsi="Times New Roman"/>
+          <w:sz w:val="24"/>
+          <w:szCs w:val="24"/>
+          <w:rtl w:val="0"/>
+        </w:rPr>
+        <w:t xml:space="preserve">: Всі ми знаємо, що Ти нашого спасіння основа,* бо твоє пречисте народження благотворною кров'ю спасло тих,* що тебе, Богородице, оспівують і вірно славлять.</w:t>
+      </w:r>
+    </w:p>
+    <w:p>
+      <w:pPr>
+        <w:spacing w:after="120" w:lineRule="auto"/>
+        <w:jc w:val="both"/>
+        <w:rPr>
+          <w:rFonts w:ascii="Times New Roman" w:cs="Times New Roman" w:eastAsia="Times New Roman" w:hAnsi="Times New Roman"/>
+          <w:i w:val="1"/>
+          <w:color w:val="000000"/>
+          <w:sz w:val="24"/>
+          <w:szCs w:val="24"/>
+        </w:rPr>
+      </w:pPr>
+      <w:r>
+        <w:rPr>
+          <w:rtl w:val="0"/>
+        </w:rPr>
       </w:r>
     </w:p>
     <w:p>
@@ -15694,6 +16968,24 @@
     </w:p>
     <w:p>
       <w:pPr>
+        <w:spacing w:after="120" w:lineRule="auto"/>
+        <w:jc w:val="both"/>
+        <w:rPr>
+          <w:rFonts w:ascii="Times New Roman" w:cs="Times New Roman" w:eastAsia="Times New Roman" w:hAnsi="Times New Roman"/>
+          <w:i w:val="1"/>
+          <w:color w:val="ff0000"/>
+          <w:sz w:val="24"/>
+          <w:szCs w:val="24"/>
+        </w:rPr>
+      </w:pPr>
+      <w:r>
+        <w:rPr>
+          <w:rtl w:val="0"/>
+        </w:rPr>
+      </w:r>
+    </w:p>
+    <w:p>
+      <w:pPr>
         <w:pStyle w:val="Heading3"/>
         <w:spacing w:after="120" w:before="0" w:lineRule="auto"/>
         <w:jc w:val="center"/>
@@ -16014,6 +17306,22 @@
     </w:p>
     <w:p>
       <w:pPr>
+        <w:spacing w:after="120" w:lineRule="auto"/>
+        <w:jc w:val="both"/>
+        <w:rPr>
+          <w:rFonts w:ascii="Times New Roman" w:cs="Times New Roman" w:eastAsia="Times New Roman" w:hAnsi="Times New Roman"/>
+          <w:sz w:val="24"/>
+          <w:szCs w:val="24"/>
+        </w:rPr>
+      </w:pPr>
+      <w:r>
+        <w:rPr>
+          <w:rtl w:val="0"/>
+        </w:rPr>
+      </w:r>
+    </w:p>
+    <w:p>
+      <w:pPr>
         <w:pStyle w:val="Heading3"/>
         <w:spacing w:after="120" w:before="0" w:lineRule="auto"/>
         <w:jc w:val="center"/>
@@ -16060,6 +17368,52 @@
     </w:p>
     <w:p>
       <w:pPr>
+        <w:spacing w:after="120" w:lineRule="auto"/>
+        <w:jc w:val="both"/>
+        <w:rPr>
+          <w:rFonts w:ascii="Times New Roman" w:cs="Times New Roman" w:eastAsia="Times New Roman" w:hAnsi="Times New Roman"/>
+          <w:sz w:val="24"/>
+          <w:szCs w:val="24"/>
+        </w:rPr>
+      </w:pPr>
+      <w:r>
+        <w:rPr>
+          <w:rFonts w:ascii="Times New Roman" w:cs="Times New Roman" w:eastAsia="Times New Roman" w:hAnsi="Times New Roman"/>
+          <w:b w:val="1"/>
+          <w:sz w:val="24"/>
+          <w:szCs w:val="24"/>
+          <w:rtl w:val="0"/>
+        </w:rPr>
+        <w:t xml:space="preserve">Слава і нині</w:t>
+      </w:r>
+      <w:r>
+        <w:rPr>
+          <w:rFonts w:ascii="Times New Roman" w:cs="Times New Roman" w:eastAsia="Times New Roman" w:hAnsi="Times New Roman"/>
+          <w:sz w:val="24"/>
+          <w:szCs w:val="24"/>
+          <w:rtl w:val="0"/>
+        </w:rPr>
+        <w:t xml:space="preserve">: Ти мені заступниця, Пречиста,* кріпке забороло і провідниця світу,* тож до тебе припадаю і кличу:* Визволь мене, Діво, від лютих бід та звільни від вічного вогню,* бо на тебе надіюся.</w:t>
+      </w:r>
+    </w:p>
+    <w:p>
+      <w:pPr>
+        <w:spacing w:after="120" w:lineRule="auto"/>
+        <w:jc w:val="both"/>
+        <w:rPr>
+          <w:rFonts w:ascii="Times New Roman" w:cs="Times New Roman" w:eastAsia="Times New Roman" w:hAnsi="Times New Roman"/>
+          <w:sz w:val="24"/>
+          <w:szCs w:val="24"/>
+        </w:rPr>
+      </w:pPr>
+      <w:r>
+        <w:rPr>
+          <w:rtl w:val="0"/>
+        </w:rPr>
+      </w:r>
+    </w:p>
+    <w:p>
+      <w:pPr>
         <w:pStyle w:val="Heading2"/>
         <w:spacing w:after="120" w:before="0" w:lineRule="auto"/>
         <w:jc w:val="center"/>
@@ -16161,6 +17515,33 @@
           <w:szCs w:val="24"/>
         </w:rPr>
       </w:pPr>
+      <w:sdt>
+        <w:sdtPr>
+          <w:tag w:val="goog_rdk_9"/>
+        </w:sdtPr>
+        <w:sdtContent>
+          <w:r>
+            <w:rPr>
+              <w:rFonts w:ascii="Gungsuh" w:cs="Gungsuh" w:eastAsia="Gungsuh" w:hAnsi="Gungsuh"/>
+              <w:sz w:val="24"/>
+              <w:szCs w:val="24"/>
+              <w:rtl w:val="0"/>
+            </w:rPr>
+            <w:t xml:space="preserve">Хваліте його, ви − сонце й місяцю,* хваліте його, всі ясні зорі.</w:t>
+          </w:r>
+        </w:sdtContent>
+      </w:sdt>
+    </w:p>
+    <w:p>
+      <w:pPr>
+        <w:spacing w:after="120" w:lineRule="auto"/>
+        <w:jc w:val="both"/>
+        <w:rPr>
+          <w:rFonts w:ascii="Times New Roman" w:cs="Times New Roman" w:eastAsia="Times New Roman" w:hAnsi="Times New Roman"/>
+          <w:sz w:val="24"/>
+          <w:szCs w:val="24"/>
+        </w:rPr>
+      </w:pPr>
       <w:r>
         <w:rPr>
           <w:rFonts w:ascii="Times New Roman" w:cs="Times New Roman" w:eastAsia="Times New Roman" w:hAnsi="Times New Roman"/>
@@ -16701,6 +18082,22 @@
           <w:rtl w:val="0"/>
         </w:rPr>
         <w:t xml:space="preserve">Хваліте його на дзвінких цимбалах, хваліте його на гучних цимбалах.* Усе, що живе, нехай хвалить Господа.</w:t>
+      </w:r>
+    </w:p>
+    <w:p>
+      <w:pPr>
+        <w:spacing w:after="120" w:lineRule="auto"/>
+        <w:jc w:val="both"/>
+        <w:rPr>
+          <w:rFonts w:ascii="Times New Roman" w:cs="Times New Roman" w:eastAsia="Times New Roman" w:hAnsi="Times New Roman"/>
+          <w:sz w:val="24"/>
+          <w:szCs w:val="24"/>
+        </w:rPr>
+      </w:pPr>
+      <w:r>
+        <w:rPr>
+          <w:rtl w:val="0"/>
+        </w:rPr>
       </w:r>
     </w:p>
     <w:p>
@@ -16756,6 +18153,23 @@
           <w:rFonts w:ascii="Times New Roman" w:cs="Times New Roman" w:eastAsia="Times New Roman" w:hAnsi="Times New Roman"/>
           <w:sz w:val="24"/>
           <w:szCs w:val="24"/>
+          <w:u w:val="single"/>
+        </w:rPr>
+      </w:pPr>
+      <w:r>
+        <w:rPr>
+          <w:rtl w:val="0"/>
+        </w:rPr>
+      </w:r>
+    </w:p>
+    <w:p>
+      <w:pPr>
+        <w:spacing w:after="120" w:lineRule="auto"/>
+        <w:jc w:val="both"/>
+        <w:rPr>
+          <w:rFonts w:ascii="Times New Roman" w:cs="Times New Roman" w:eastAsia="Times New Roman" w:hAnsi="Times New Roman"/>
+          <w:sz w:val="24"/>
+          <w:szCs w:val="24"/>
         </w:rPr>
       </w:pPr>
       <w:r>
@@ -16976,6 +18390,33 @@
           <w:szCs w:val="24"/>
         </w:rPr>
       </w:pPr>
+      <w:sdt>
+        <w:sdtPr>
+          <w:tag w:val="goog_rdk_10"/>
+        </w:sdtPr>
+        <w:sdtContent>
+          <w:r>
+            <w:rPr>
+              <w:rFonts w:ascii="Gungsuh" w:cs="Gungsuh" w:eastAsia="Gungsuh" w:hAnsi="Gungsuh"/>
+              <w:sz w:val="24"/>
+              <w:szCs w:val="24"/>
+              <w:rtl w:val="0"/>
+            </w:rPr>
+            <w:t xml:space="preserve">Молюсь: Господи, змилуйся надо мною,* вилікуй мою душу, бо гріх мій − перед тобою.</w:t>
+          </w:r>
+        </w:sdtContent>
+      </w:sdt>
+    </w:p>
+    <w:p>
+      <w:pPr>
+        <w:spacing w:after="120" w:lineRule="auto"/>
+        <w:jc w:val="both"/>
+        <w:rPr>
+          <w:rFonts w:ascii="Times New Roman" w:cs="Times New Roman" w:eastAsia="Times New Roman" w:hAnsi="Times New Roman"/>
+          <w:sz w:val="24"/>
+          <w:szCs w:val="24"/>
+        </w:rPr>
+      </w:pPr>
       <w:r>
         <w:rPr>
           <w:rFonts w:ascii="Times New Roman" w:cs="Times New Roman" w:eastAsia="Times New Roman" w:hAnsi="Times New Roman"/>
@@ -17224,6 +18665,22 @@
           <w:rtl w:val="0"/>
         </w:rPr>
         <w:t xml:space="preserve">Нині і повсякчас,* і на віки віків. Амінь.</w:t>
+      </w:r>
+    </w:p>
+    <w:p>
+      <w:pPr>
+        <w:spacing w:after="120" w:lineRule="auto"/>
+        <w:jc w:val="both"/>
+        <w:rPr>
+          <w:rFonts w:ascii="Times New Roman" w:cs="Times New Roman" w:eastAsia="Times New Roman" w:hAnsi="Times New Roman"/>
+          <w:sz w:val="24"/>
+          <w:szCs w:val="24"/>
+        </w:rPr>
+      </w:pPr>
+      <w:r>
+        <w:rPr>
+          <w:rtl w:val="0"/>
+        </w:rPr>
       </w:r>
     </w:p>
     <w:p>
@@ -18144,6 +19601,22 @@
     </w:p>
     <w:p>
       <w:pPr>
+        <w:spacing w:after="120" w:lineRule="auto"/>
+        <w:jc w:val="both"/>
+        <w:rPr>
+          <w:rFonts w:ascii="Times New Roman" w:cs="Times New Roman" w:eastAsia="Times New Roman" w:hAnsi="Times New Roman"/>
+          <w:sz w:val="24"/>
+          <w:szCs w:val="24"/>
+        </w:rPr>
+      </w:pPr>
+      <w:r>
+        <w:rPr>
+          <w:rtl w:val="0"/>
+        </w:rPr>
+      </w:r>
+    </w:p>
+    <w:p>
+      <w:pPr>
         <w:pStyle w:val="Heading2"/>
         <w:spacing w:after="120" w:before="0" w:lineRule="auto"/>
         <w:jc w:val="center"/>
@@ -18332,6 +19805,52 @@
         <w:jc w:val="both"/>
         <w:rPr>
           <w:rFonts w:ascii="Times New Roman" w:cs="Times New Roman" w:eastAsia="Times New Roman" w:hAnsi="Times New Roman"/>
+          <w:sz w:val="24"/>
+          <w:szCs w:val="24"/>
+        </w:rPr>
+      </w:pPr>
+      <w:r>
+        <w:rPr>
+          <w:rFonts w:ascii="Times New Roman" w:cs="Times New Roman" w:eastAsia="Times New Roman" w:hAnsi="Times New Roman"/>
+          <w:b w:val="1"/>
+          <w:sz w:val="24"/>
+          <w:szCs w:val="24"/>
+          <w:rtl w:val="0"/>
+        </w:rPr>
+        <w:t xml:space="preserve">Слава і нині</w:t>
+      </w:r>
+      <w:r>
+        <w:rPr>
+          <w:rFonts w:ascii="Times New Roman" w:cs="Times New Roman" w:eastAsia="Times New Roman" w:hAnsi="Times New Roman"/>
+          <w:sz w:val="24"/>
+          <w:szCs w:val="24"/>
+          <w:rtl w:val="0"/>
+        </w:rPr>
+        <w:t xml:space="preserve">: Бувши святою, первопречистою славою небесних хорів,* похвалою апостолів і здійсненням пророків,* прийми, Владичице, наші моління.</w:t>
+      </w:r>
+    </w:p>
+    <w:p>
+      <w:pPr>
+        <w:spacing w:after="120" w:lineRule="auto"/>
+        <w:jc w:val="both"/>
+        <w:rPr>
+          <w:rFonts w:ascii="Times New Roman" w:cs="Times New Roman" w:eastAsia="Times New Roman" w:hAnsi="Times New Roman"/>
+          <w:sz w:val="24"/>
+          <w:szCs w:val="24"/>
+        </w:rPr>
+      </w:pPr>
+      <w:r>
+        <w:rPr>
+          <w:rtl w:val="0"/>
+        </w:rPr>
+      </w:r>
+    </w:p>
+    <w:p>
+      <w:pPr>
+        <w:spacing w:after="120" w:lineRule="auto"/>
+        <w:jc w:val="both"/>
+        <w:rPr>
+          <w:rFonts w:ascii="Times New Roman" w:cs="Times New Roman" w:eastAsia="Times New Roman" w:hAnsi="Times New Roman"/>
           <w:i w:val="1"/>
           <w:color w:val="ff0000"/>
           <w:sz w:val="24"/>
@@ -18453,6 +19972,26 @@
           <w:szCs w:val="24"/>
           <w:rtl w:val="0"/>
         </w:rPr>
+        <w:t xml:space="preserve">Слава Отцю, і Сину, і Святому Духові,* і нині і повсякчас, і на віки віків. Амінь.</w:t>
+      </w:r>
+    </w:p>
+    <w:p>
+      <w:pPr>
+        <w:spacing w:after="120" w:lineRule="auto"/>
+        <w:jc w:val="both"/>
+        <w:rPr>
+          <w:rFonts w:ascii="Times New Roman" w:cs="Times New Roman" w:eastAsia="Times New Roman" w:hAnsi="Times New Roman"/>
+          <w:sz w:val="24"/>
+          <w:szCs w:val="24"/>
+        </w:rPr>
+      </w:pPr>
+      <w:r>
+        <w:rPr>
+          <w:rFonts w:ascii="Times New Roman" w:cs="Times New Roman" w:eastAsia="Times New Roman" w:hAnsi="Times New Roman"/>
+          <w:sz w:val="24"/>
+          <w:szCs w:val="24"/>
+          <w:rtl w:val="0"/>
+        </w:rPr>
         <w:t xml:space="preserve">Пресвята Тройце, помилуй нас;* Господи, очисти гріхи наші;* Владико, прости беззаконня наші;* Святий, завітай і зціли немочі наші імени твого ради.</w:t>
       </w:r>
     </w:p>
@@ -18496,6 +20035,45 @@
           <w:rtl w:val="0"/>
         </w:rPr>
         <w:t xml:space="preserve">.</w:t>
+      </w:r>
+    </w:p>
+    <w:p>
+      <w:pPr>
+        <w:spacing w:after="120" w:lineRule="auto"/>
+        <w:jc w:val="both"/>
+        <w:rPr>
+          <w:rFonts w:ascii="Times New Roman" w:cs="Times New Roman" w:eastAsia="Times New Roman" w:hAnsi="Times New Roman"/>
+          <w:sz w:val="24"/>
+          <w:szCs w:val="24"/>
+        </w:rPr>
+      </w:pPr>
+      <w:r>
+        <w:rPr>
+          <w:rFonts w:ascii="Times New Roman" w:cs="Times New Roman" w:eastAsia="Times New Roman" w:hAnsi="Times New Roman"/>
+          <w:sz w:val="24"/>
+          <w:szCs w:val="24"/>
+          <w:rtl w:val="0"/>
+        </w:rPr>
+        <w:t xml:space="preserve">Слава Отцю, і Сину, і Святому Духові. І</w:t>
+      </w:r>
+      <w:r>
+        <w:rPr>
+          <w:rFonts w:ascii="Times New Roman" w:cs="Times New Roman" w:eastAsia="Times New Roman" w:hAnsi="Times New Roman"/>
+          <w:b w:val="1"/>
+          <w:sz w:val="24"/>
+          <w:szCs w:val="24"/>
+          <w:rtl w:val="0"/>
+        </w:rPr>
+        <w:t xml:space="preserve"> </w:t>
+      </w:r>
+      <w:r>
+        <w:rPr>
+          <w:rFonts w:ascii="Times New Roman" w:cs="Times New Roman" w:eastAsia="Times New Roman" w:hAnsi="Times New Roman"/>
+          <w:sz w:val="24"/>
+          <w:szCs w:val="24"/>
+          <w:rtl w:val="0"/>
+        </w:rPr>
+        <w:t xml:space="preserve">нині і повсякчас, і на віки віків. Амінь.</w:t>
       </w:r>
     </w:p>
     <w:p>
@@ -18595,6 +20173,23 @@
           <w:rtl w:val="0"/>
         </w:rPr>
         <w:t xml:space="preserve"> </w:t>
+      </w:r>
+    </w:p>
+    <w:p>
+      <w:pPr>
+        <w:spacing w:after="120" w:lineRule="auto"/>
+        <w:jc w:val="both"/>
+        <w:rPr>
+          <w:rFonts w:ascii="Times New Roman" w:cs="Times New Roman" w:eastAsia="Times New Roman" w:hAnsi="Times New Roman"/>
+          <w:i w:val="1"/>
+          <w:sz w:val="24"/>
+          <w:szCs w:val="24"/>
+        </w:rPr>
+      </w:pPr>
+      <w:r>
+        <w:rPr>
+          <w:rtl w:val="0"/>
+        </w:rPr>
       </w:r>
     </w:p>
     <w:p>
@@ -19226,6 +20821,22 @@
     </w:p>
     <w:p>
       <w:pPr>
+        <w:spacing w:after="120" w:lineRule="auto"/>
+        <w:jc w:val="both"/>
+        <w:rPr>
+          <w:rFonts w:ascii="Times New Roman" w:cs="Times New Roman" w:eastAsia="Times New Roman" w:hAnsi="Times New Roman"/>
+          <w:sz w:val="24"/>
+          <w:szCs w:val="24"/>
+        </w:rPr>
+      </w:pPr>
+      <w:r>
+        <w:rPr>
+          <w:rtl w:val="0"/>
+        </w:rPr>
+      </w:r>
+    </w:p>
+    <w:p>
+      <w:pPr>
         <w:pStyle w:val="Heading2"/>
         <w:spacing w:after="120" w:before="0" w:lineRule="auto"/>
         <w:jc w:val="center"/>
@@ -19483,6 +21094,21 @@
           <w:rtl w:val="0"/>
         </w:rPr>
         <w:t xml:space="preserve">Амінь.</w:t>
+      </w:r>
+    </w:p>
+    <w:p>
+      <w:pPr>
+        <w:spacing w:after="120" w:lineRule="auto"/>
+        <w:rPr>
+          <w:rFonts w:ascii="Times New Roman" w:cs="Times New Roman" w:eastAsia="Times New Roman" w:hAnsi="Times New Roman"/>
+          <w:sz w:val="24"/>
+          <w:szCs w:val="24"/>
+        </w:rPr>
+      </w:pPr>
+      <w:r>
+        <w:rPr>
+          <w:rtl w:val="0"/>
+        </w:rPr>
       </w:r>
     </w:p>
     <w:sectPr>
